--- a/PPNJ/docs/1. BRD.docx
+++ b/PPNJ/docs/1. BRD.docx
@@ -7,11 +7,13 @@
         <w:pStyle w:val="Heading1"/>
         <w:jc w:val="center"/>
         <w:rPr>
-          <w:lang w:val="en-US"/>
-        </w:rPr>
-      </w:pPr>
-      <w:r>
-        <w:rPr>
+          <w:color w:val="auto"/>
+          <w:lang w:val="en-US"/>
+        </w:rPr>
+      </w:pPr>
+      <w:r>
+        <w:rPr>
+          <w:color w:val="auto"/>
           <w:lang w:val="en-US"/>
         </w:rPr>
         <w:t>BUSINESS REQUIREMENTS</w:t>
@@ -28,12 +30,14 @@
       <w:pPr>
         <w:pStyle w:val="Heading2"/>
         <w:rPr>
+          <w:color w:val="auto"/>
           <w:lang w:val="en-US"/>
         </w:rPr>
       </w:pPr>
       <w:proofErr w:type="gramStart"/>
       <w:r>
         <w:rPr>
+          <w:color w:val="auto"/>
           <w:lang w:val="en-US"/>
         </w:rPr>
         <w:t>Project  Title</w:t>
@@ -41,6 +45,7 @@
       <w:proofErr w:type="gramEnd"/>
       <w:r>
         <w:rPr>
+          <w:color w:val="auto"/>
           <w:lang w:val="en-US"/>
         </w:rPr>
         <w:t>:</w:t>
@@ -70,11 +75,13 @@
       <w:pPr>
         <w:pStyle w:val="Heading2"/>
         <w:rPr>
-          <w:lang w:val="en-US"/>
-        </w:rPr>
-      </w:pPr>
-      <w:r>
-        <w:rPr>
+          <w:color w:val="auto"/>
+          <w:lang w:val="en-US"/>
+        </w:rPr>
+      </w:pPr>
+      <w:r>
+        <w:rPr>
+          <w:color w:val="auto"/>
           <w:lang w:val="en-US"/>
         </w:rPr>
         <w:t>Stakeholder:</w:t>
@@ -153,11 +160,13 @@
       <w:pPr>
         <w:pStyle w:val="Heading2"/>
         <w:rPr>
-          <w:lang w:val="en-US"/>
-        </w:rPr>
-      </w:pPr>
-      <w:r>
-        <w:rPr>
+          <w:color w:val="auto"/>
+          <w:lang w:val="en-US"/>
+        </w:rPr>
+      </w:pPr>
+      <w:r>
+        <w:rPr>
+          <w:color w:val="auto"/>
           <w:lang w:val="en-US"/>
         </w:rPr>
         <w:t>Background &amp; Business Need:</w:t>
@@ -295,11 +304,13 @@
       <w:pPr>
         <w:pStyle w:val="Heading2"/>
         <w:rPr>
-          <w:lang w:val="en-US"/>
-        </w:rPr>
-      </w:pPr>
-      <w:r>
-        <w:rPr>
+          <w:color w:val="auto"/>
+          <w:lang w:val="en-US"/>
+        </w:rPr>
+      </w:pPr>
+      <w:r>
+        <w:rPr>
+          <w:color w:val="auto"/>
           <w:lang w:val="en-US"/>
         </w:rPr>
         <w:t>Objectives:</w:t>
@@ -320,13 +331,7 @@
         <w:rPr>
           <w:lang w:val="en-US"/>
         </w:rPr>
-        <w:t>Identify top-selling and high-satisfaction packages</w:t>
-      </w:r>
-      <w:r>
-        <w:rPr>
-          <w:lang w:val="en-US"/>
-        </w:rPr>
-        <w:t>.</w:t>
+        <w:t>Identify top-selling and high-satisfaction packages.</w:t>
       </w:r>
     </w:p>
     <w:p>
@@ -344,13 +349,7 @@
         <w:rPr>
           <w:lang w:val="en-US"/>
         </w:rPr>
-        <w:t>Understand behavior by customer segment (age, gender, type)</w:t>
-      </w:r>
-      <w:r>
-        <w:rPr>
-          <w:lang w:val="en-US"/>
-        </w:rPr>
-        <w:t>.</w:t>
+        <w:t>Understand behavior by customer segment (age, gender, type).</w:t>
       </w:r>
     </w:p>
     <w:p>
@@ -368,13 +367,7 @@
         <w:rPr>
           <w:lang w:val="en-US"/>
         </w:rPr>
-        <w:t>Analyze feedback and refund patterns to improve future service</w:t>
-      </w:r>
-      <w:r>
-        <w:rPr>
-          <w:lang w:val="en-US"/>
-        </w:rPr>
-        <w:t>.</w:t>
+        <w:t>Analyze feedback and refund patterns to improve future service.</w:t>
       </w:r>
     </w:p>
     <w:p>
@@ -392,13 +385,7 @@
         <w:rPr>
           <w:lang w:val="en-US"/>
         </w:rPr>
-        <w:t>Recommend improvements based on real patterns, not assumptions</w:t>
-      </w:r>
-      <w:r>
-        <w:rPr>
-          <w:lang w:val="en-US"/>
-        </w:rPr>
-        <w:t>.</w:t>
+        <w:t>Recommend improvements based on real patterns, not assumptions.</w:t>
       </w:r>
     </w:p>
     <w:p>
@@ -412,11 +399,13 @@
       <w:pPr>
         <w:pStyle w:val="Heading2"/>
         <w:rPr>
-          <w:lang w:val="en-US"/>
-        </w:rPr>
-      </w:pPr>
-      <w:r>
-        <w:rPr>
+          <w:color w:val="auto"/>
+          <w:lang w:val="en-US"/>
+        </w:rPr>
+      </w:pPr>
+      <w:r>
+        <w:rPr>
+          <w:color w:val="auto"/>
           <w:lang w:val="en-US"/>
         </w:rPr>
         <w:t>Scope:</w:t>
@@ -437,13 +426,7 @@
         <w:rPr>
           <w:lang w:val="en-US"/>
         </w:rPr>
-        <w:t>Analyze sales, customer, guide, refund, and feedback data for 2023–2024</w:t>
-      </w:r>
-      <w:r>
-        <w:rPr>
-          <w:lang w:val="en-US"/>
-        </w:rPr>
-        <w:t>.</w:t>
+        <w:t>Analyze sales, customer, guide, refund, and feedback data for 2023–2024.</w:t>
       </w:r>
     </w:p>
     <w:p>
@@ -457,11 +440,13 @@
       <w:pPr>
         <w:pStyle w:val="Heading2"/>
         <w:rPr>
-          <w:lang w:val="en-US"/>
-        </w:rPr>
-      </w:pPr>
-      <w:r>
-        <w:rPr>
+          <w:color w:val="auto"/>
+          <w:lang w:val="en-US"/>
+        </w:rPr>
+      </w:pPr>
+      <w:r>
+        <w:rPr>
+          <w:color w:val="auto"/>
           <w:lang w:val="en-US"/>
         </w:rPr>
         <w:t>Deliverables:</w:t>
@@ -576,12 +561,15 @@
     <w:p>
       <w:pPr>
         <w:pStyle w:val="Heading2"/>
-      </w:pPr>
-      <w:r>
-        <w:t>7. Key KPIs</w:t>
-      </w:r>
-      <w:r>
-        <w:t>:</w:t>
+        <w:rPr>
+          <w:color w:val="auto"/>
+        </w:rPr>
+      </w:pPr>
+      <w:r>
+        <w:rPr>
+          <w:color w:val="auto"/>
+        </w:rPr>
+        <w:t>7. Key KPIs:</w:t>
       </w:r>
     </w:p>
     <w:p>
@@ -657,14 +645,9 @@
       <w:r>
         <w:rPr>
           <w:rStyle w:val="Heading2Char"/>
-        </w:rPr>
-        <w:t>8. Tools &amp; Tech Stack</w:t>
-      </w:r>
-      <w:r>
-        <w:rPr>
-          <w:rStyle w:val="Heading2Char"/>
-        </w:rPr>
-        <w:t>:</w:t>
+          <w:color w:val="auto"/>
+        </w:rPr>
+        <w:t>8. Tools &amp; Tech Stack:</w:t>
       </w:r>
     </w:p>
     <w:p>
@@ -696,13 +679,7 @@
         </w:numPr>
       </w:pPr>
       <w:r>
-        <w:t>Python (synthetic data generation</w:t>
-      </w:r>
-      <w:r>
-        <w:t xml:space="preserve"> &amp; data quality checking</w:t>
-      </w:r>
-      <w:r>
-        <w:t>)</w:t>
+        <w:t>Python (synthetic data generation &amp; data quality checking)</w:t>
       </w:r>
     </w:p>
     <w:p>
@@ -769,12 +746,15 @@
     <w:p>
       <w:pPr>
         <w:pStyle w:val="Heading2"/>
-      </w:pPr>
-      <w:r>
-        <w:t>9. Timeline</w:t>
-      </w:r>
-      <w:r>
-        <w:t>:</w:t>
+        <w:rPr>
+          <w:color w:val="auto"/>
+        </w:rPr>
+      </w:pPr>
+      <w:r>
+        <w:rPr>
+          <w:color w:val="auto"/>
+        </w:rPr>
+        <w:t>9. Timeline:</w:t>
       </w:r>
     </w:p>
     <w:tbl>
@@ -908,8 +888,14 @@
     <w:p>
       <w:pPr>
         <w:pStyle w:val="Heading2"/>
-      </w:pPr>
-      <w:r>
+        <w:rPr>
+          <w:color w:val="auto"/>
+        </w:rPr>
+      </w:pPr>
+      <w:r>
+        <w:rPr>
+          <w:color w:val="auto"/>
+        </w:rPr>
         <w:lastRenderedPageBreak/>
         <w:t>Limitations:</w:t>
       </w:r>
@@ -2238,6 +2224,7 @@
   <w:style w:type="character" w:default="1" w:styleId="DefaultParagraphFont">
     <w:name w:val="Default Paragraph Font"/>
     <w:uiPriority w:val="1"/>
+    <w:semiHidden/>
     <w:unhideWhenUsed/>
   </w:style>
   <w:style w:type="table" w:default="1" w:styleId="TableNormal">
